--- a/output/docx/AdministradorRegistraOcorrenciaEmNota.docx
+++ b/output/docx/AdministradorRegistraOcorrenciaEmNota.docx
@@ -229,17 +229,17 @@
               <w:rPr>
                 <w:sz w:val="18"/>
               </w:rPr>
-              <w:t>Administrador: clica em contador 'Outros'</w:t>
-            </w:r>
-          </w:p>
-        </w:tc>
-        <w:tc>
-          <w:p>
-            <w:r>
-              <w:rPr>
-                <w:sz w:val="18"/>
-              </w:rPr>
-              <w:t>SYSTEM abre uma tela com a lista de 'Pedidos' ou Notas</w:t>
+              <w:t>Administrador: clica em tab 'Pedidos'</w:t>
+            </w:r>
+          </w:p>
+        </w:tc>
+        <w:tc>
+          <w:p>
+            <w:r>
+              <w:rPr>
+                <w:sz w:val="18"/>
+              </w:rPr>
+              <w:t>SYSTEM abre uma tela com a lista de 'Pedidos'</w:t>
             </w:r>
           </w:p>
         </w:tc>
@@ -261,17 +261,17 @@
               <w:rPr>
                 <w:sz w:val="18"/>
               </w:rPr>
-              <w:t>Administrador: seleciona algum Pedido ou Nota da lista</w:t>
-            </w:r>
-          </w:p>
-        </w:tc>
-        <w:tc>
-          <w:p>
-            <w:r>
-              <w:rPr>
-                <w:sz w:val="18"/>
-              </w:rPr>
-              <w:t>SYSTEM exibe os dados da Nota</w:t>
+              <w:t>Administrador: seleciona algum Pedido (NFe) da lista</w:t>
+            </w:r>
+          </w:p>
+        </w:tc>
+        <w:tc>
+          <w:p>
+            <w:r>
+              <w:rPr>
+                <w:sz w:val="18"/>
+              </w:rPr>
+              <w:t>SYSTEM exibe os dados da nota</w:t>
             </w:r>
           </w:p>
         </w:tc>
@@ -303,7 +303,7 @@
               <w:rPr>
                 <w:sz w:val="18"/>
               </w:rPr>
-              <w:t>SYSTEM abre modal para digitacao da Ocorrencia</w:t>
+              <w:t>SYSTEM abre modal para digitacao da ocorrencia</w:t>
             </w:r>
           </w:p>
         </w:tc>
@@ -325,7 +325,7 @@
               <w:rPr>
                 <w:sz w:val="18"/>
               </w:rPr>
-              <w:t>Administrador: digita Ocorrencia e clica em 'Confirmar'</w:t>
+              <w:t>Administrador: digita ocorrencia e clica em 'Confirmar'</w:t>
             </w:r>
           </w:p>
         </w:tc>
@@ -525,7 +525,7 @@
               <w:rPr>
                 <w:sz w:val="18"/>
               </w:rPr>
-              <w:t>SYSTEM abre uma tela com a lista de 'Pedidos' ou Notas</w:t>
+              <w:t>SYSTEM abre uma tela com a lista de 'Pedidos'</w:t>
             </w:r>
           </w:p>
         </w:tc>
@@ -547,17 +547,17 @@
               <w:rPr>
                 <w:sz w:val="18"/>
               </w:rPr>
-              <w:t>Administrador: seleciona algum Pedido ou Nota da lista</w:t>
-            </w:r>
-          </w:p>
-        </w:tc>
-        <w:tc>
-          <w:p>
-            <w:r>
-              <w:rPr>
-                <w:sz w:val="18"/>
-              </w:rPr>
-              <w:t>SYSTEM exibe os dados da Nota</w:t>
+              <w:t>Administrador: seleciona algum Pedido (NFe) da lista</w:t>
+            </w:r>
+          </w:p>
+        </w:tc>
+        <w:tc>
+          <w:p>
+            <w:r>
+              <w:rPr>
+                <w:sz w:val="18"/>
+              </w:rPr>
+              <w:t>SYSTEM exibe os dados da nota</w:t>
             </w:r>
           </w:p>
         </w:tc>
@@ -589,7 +589,7 @@
               <w:rPr>
                 <w:sz w:val="18"/>
               </w:rPr>
-              <w:t>SYSTEM abre modal para digitacao da Ocorrencia</w:t>
+              <w:t>SYSTEM abre modal para digitacao da ocorrencia</w:t>
             </w:r>
           </w:p>
         </w:tc>
@@ -611,7 +611,7 @@
               <w:rPr>
                 <w:sz w:val="18"/>
               </w:rPr>
-              <w:t>Administrador: digita Ocorrencia e clica em 'Confirmar'</w:t>
+              <w:t>Administrador: digita ocorrencia e clica em 'Confirmar'</w:t>
             </w:r>
           </w:p>
         </w:tc>
@@ -811,7 +811,7 @@
               <w:rPr>
                 <w:sz w:val="18"/>
               </w:rPr>
-              <w:t>SYSTEM abre uma tela com a lista de 'Pedidos' ou Notas</w:t>
+              <w:t>SYSTEM abre uma tela com a lista de 'Pedidos'</w:t>
             </w:r>
           </w:p>
         </w:tc>
@@ -833,17 +833,17 @@
               <w:rPr>
                 <w:sz w:val="18"/>
               </w:rPr>
-              <w:t>Administrador: seleciona algum Pedido ou Nota da lista</w:t>
-            </w:r>
-          </w:p>
-        </w:tc>
-        <w:tc>
-          <w:p>
-            <w:r>
-              <w:rPr>
-                <w:sz w:val="18"/>
-              </w:rPr>
-              <w:t>SYSTEM exibe os dados da Nota</w:t>
+              <w:t>Administrador: seleciona algum Pedido (NFe) da lista</w:t>
+            </w:r>
+          </w:p>
+        </w:tc>
+        <w:tc>
+          <w:p>
+            <w:r>
+              <w:rPr>
+                <w:sz w:val="18"/>
+              </w:rPr>
+              <w:t>SYSTEM exibe os dados da nota</w:t>
             </w:r>
           </w:p>
         </w:tc>
@@ -875,7 +875,7 @@
               <w:rPr>
                 <w:sz w:val="18"/>
               </w:rPr>
-              <w:t>SYSTEM abre modal para digitacao da Ocorrencia</w:t>
+              <w:t>SYSTEM abre modal para digitacao da ocorrencia</w:t>
             </w:r>
           </w:p>
         </w:tc>
@@ -897,7 +897,7 @@
               <w:rPr>
                 <w:sz w:val="18"/>
               </w:rPr>
-              <w:t>Administrador: digita Ocorrencia e clica em 'Confirmar'</w:t>
+              <w:t>Administrador: digita ocorrencia e clica em 'Confirmar'</w:t>
             </w:r>
           </w:p>
         </w:tc>
@@ -1097,7 +1097,7 @@
               <w:rPr>
                 <w:sz w:val="18"/>
               </w:rPr>
-              <w:t>SYSTEM abre uma tela com a lista de 'Pedidos' ou Notas</w:t>
+              <w:t>SYSTEM abre uma tela com a lista de 'Pedidos'</w:t>
             </w:r>
           </w:p>
         </w:tc>
@@ -1119,17 +1119,17 @@
               <w:rPr>
                 <w:sz w:val="18"/>
               </w:rPr>
-              <w:t>Administrador: seleciona algum Pedido ou Nota da lista</w:t>
-            </w:r>
-          </w:p>
-        </w:tc>
-        <w:tc>
-          <w:p>
-            <w:r>
-              <w:rPr>
-                <w:sz w:val="18"/>
-              </w:rPr>
-              <w:t>SYSTEM exibe os dados da Nota</w:t>
+              <w:t>Administrador: seleciona algum Pedido (NFe) da lista</w:t>
+            </w:r>
+          </w:p>
+        </w:tc>
+        <w:tc>
+          <w:p>
+            <w:r>
+              <w:rPr>
+                <w:sz w:val="18"/>
+              </w:rPr>
+              <w:t>SYSTEM exibe os dados da nota</w:t>
             </w:r>
           </w:p>
         </w:tc>
@@ -1161,7 +1161,7 @@
               <w:rPr>
                 <w:sz w:val="18"/>
               </w:rPr>
-              <w:t>SYSTEM abre modal para digitacao da Ocorrencia</w:t>
+              <w:t>SYSTEM abre modal para digitacao da ocorrencia</w:t>
             </w:r>
           </w:p>
         </w:tc>
@@ -1183,7 +1183,7 @@
               <w:rPr>
                 <w:sz w:val="18"/>
               </w:rPr>
-              <w:t>Administrador: digita Ocorrencia e clica em 'Confirmar'</w:t>
+              <w:t>Administrador: digita ocorrencia e clica em 'Confirmar'</w:t>
             </w:r>
           </w:p>
         </w:tc>
@@ -1383,7 +1383,7 @@
               <w:rPr>
                 <w:sz w:val="18"/>
               </w:rPr>
-              <w:t>SYSTEM abre uma tela com a lista de 'Pedidos' ou Notas</w:t>
+              <w:t>SYSTEM abre uma tela com a lista de 'Pedidos'</w:t>
             </w:r>
           </w:p>
         </w:tc>
@@ -1405,17 +1405,17 @@
               <w:rPr>
                 <w:sz w:val="18"/>
               </w:rPr>
-              <w:t>Administrador: seleciona algum Pedido ou Nota da lista</w:t>
-            </w:r>
-          </w:p>
-        </w:tc>
-        <w:tc>
-          <w:p>
-            <w:r>
-              <w:rPr>
-                <w:sz w:val="18"/>
-              </w:rPr>
-              <w:t>SYSTEM exibe os dados da Nota</w:t>
+              <w:t>Administrador: seleciona algum Pedido (NFe) da lista</w:t>
+            </w:r>
+          </w:p>
+        </w:tc>
+        <w:tc>
+          <w:p>
+            <w:r>
+              <w:rPr>
+                <w:sz w:val="18"/>
+              </w:rPr>
+              <w:t>SYSTEM exibe os dados da nota</w:t>
             </w:r>
           </w:p>
         </w:tc>
@@ -1447,7 +1447,7 @@
               <w:rPr>
                 <w:sz w:val="18"/>
               </w:rPr>
-              <w:t>SYSTEM abre modal para digitacao da Ocorrencia</w:t>
+              <w:t>SYSTEM abre modal para digitacao da ocorrencia</w:t>
             </w:r>
           </w:p>
         </w:tc>
@@ -1469,7 +1469,7 @@
               <w:rPr>
                 <w:sz w:val="18"/>
               </w:rPr>
-              <w:t>Administrador: digita Ocorrencia e clica em 'Confirmar'</w:t>
+              <w:t>Administrador: digita ocorrencia e clica em 'Confirmar'</w:t>
             </w:r>
           </w:p>
         </w:tc>
@@ -1669,7 +1669,7 @@
               <w:rPr>
                 <w:sz w:val="18"/>
               </w:rPr>
-              <w:t>SYSTEM abre uma tela com a lista de 'Pedidos' ou Notas</w:t>
+              <w:t>SYSTEM abre uma tela com a lista de 'Pedidos'</w:t>
             </w:r>
           </w:p>
         </w:tc>
@@ -1691,17 +1691,17 @@
               <w:rPr>
                 <w:sz w:val="18"/>
               </w:rPr>
-              <w:t>Administrador: seleciona algum Pedido ou Nota da lista</w:t>
-            </w:r>
-          </w:p>
-        </w:tc>
-        <w:tc>
-          <w:p>
-            <w:r>
-              <w:rPr>
-                <w:sz w:val="18"/>
-              </w:rPr>
-              <w:t>SYSTEM exibe os dados da Nota</w:t>
+              <w:t>Administrador: seleciona algum Pedido (NFe) da lista</w:t>
+            </w:r>
+          </w:p>
+        </w:tc>
+        <w:tc>
+          <w:p>
+            <w:r>
+              <w:rPr>
+                <w:sz w:val="18"/>
+              </w:rPr>
+              <w:t>SYSTEM exibe os dados da nota</w:t>
             </w:r>
           </w:p>
         </w:tc>
@@ -1733,7 +1733,7 @@
               <w:rPr>
                 <w:sz w:val="18"/>
               </w:rPr>
-              <w:t>SYSTEM abre modal para digitacao da Ocorrencia</w:t>
+              <w:t>SYSTEM abre modal para digitacao da ocorrencia</w:t>
             </w:r>
           </w:p>
         </w:tc>
@@ -1755,7 +1755,7 @@
               <w:rPr>
                 <w:sz w:val="18"/>
               </w:rPr>
-              <w:t>Administrador: digita Ocorrencia e clica em 'Confirmar'</w:t>
+              <w:t>Administrador: digita ocorrencia e clica em 'Confirmar'</w:t>
             </w:r>
           </w:p>
         </w:tc>
@@ -1945,17 +1945,17 @@
               <w:rPr>
                 <w:sz w:val="18"/>
               </w:rPr>
-              <w:t>Administrador: clica em contador 'Outros'</w:t>
-            </w:r>
-          </w:p>
-        </w:tc>
-        <w:tc>
-          <w:p>
-            <w:r>
-              <w:rPr>
-                <w:sz w:val="18"/>
-              </w:rPr>
-              <w:t>SYSTEM abre uma tela com a lista de 'Pedidos' ou Notas</w:t>
+              <w:t>Administrador: clica em tab 'Pedidos'</w:t>
+            </w:r>
+          </w:p>
+        </w:tc>
+        <w:tc>
+          <w:p>
+            <w:r>
+              <w:rPr>
+                <w:sz w:val="18"/>
+              </w:rPr>
+              <w:t>SYSTEM abre uma tela com a lista de 'Pedidos'</w:t>
             </w:r>
           </w:p>
         </w:tc>
@@ -1987,7 +1987,7 @@
               <w:rPr>
                 <w:sz w:val="18"/>
               </w:rPr>
-              <w:t>SYSTEM abre uma tela com a lista de 'Pedidos' ou Notas</w:t>
+              <w:t>SYSTEM abre uma tela com a lista de 'Pedidos'</w:t>
             </w:r>
           </w:p>
         </w:tc>
@@ -2009,17 +2009,17 @@
               <w:rPr>
                 <w:sz w:val="18"/>
               </w:rPr>
-              <w:t>Administrador: seleciona algum Pedido ou Nota da lista</w:t>
-            </w:r>
-          </w:p>
-        </w:tc>
-        <w:tc>
-          <w:p>
-            <w:r>
-              <w:rPr>
-                <w:sz w:val="18"/>
-              </w:rPr>
-              <w:t>SYSTEM exibe os dados da Nota</w:t>
+              <w:t>Administrador: seleciona algum Pedido (NFe) da lista</w:t>
+            </w:r>
+          </w:p>
+        </w:tc>
+        <w:tc>
+          <w:p>
+            <w:r>
+              <w:rPr>
+                <w:sz w:val="18"/>
+              </w:rPr>
+              <w:t>SYSTEM exibe os dados da nota</w:t>
             </w:r>
           </w:p>
         </w:tc>
@@ -2051,7 +2051,7 @@
               <w:rPr>
                 <w:sz w:val="18"/>
               </w:rPr>
-              <w:t>SYSTEM abre modal para digitacao da Ocorrencia</w:t>
+              <w:t>SYSTEM abre modal para digitacao da ocorrencia</w:t>
             </w:r>
           </w:p>
         </w:tc>
@@ -2073,7 +2073,7 @@
               <w:rPr>
                 <w:sz w:val="18"/>
               </w:rPr>
-              <w:t>Administrador: digita Ocorrencia e clica em 'Confirmar'</w:t>
+              <w:t>Administrador: digita ocorrencia e clica em 'Confirmar'</w:t>
             </w:r>
           </w:p>
         </w:tc>
@@ -2263,17 +2263,17 @@
               <w:rPr>
                 <w:sz w:val="18"/>
               </w:rPr>
-              <w:t>Administrador: clica em contador 'Outros'</w:t>
-            </w:r>
-          </w:p>
-        </w:tc>
-        <w:tc>
-          <w:p>
-            <w:r>
-              <w:rPr>
-                <w:sz w:val="18"/>
-              </w:rPr>
-              <w:t>SYSTEM abre uma tela com a lista de 'Pedidos' ou Notas</w:t>
+              <w:t>Administrador: clica em tab 'Pedidos'</w:t>
+            </w:r>
+          </w:p>
+        </w:tc>
+        <w:tc>
+          <w:p>
+            <w:r>
+              <w:rPr>
+                <w:sz w:val="18"/>
+              </w:rPr>
+              <w:t>SYSTEM abre uma tela com a lista de 'Pedidos'</w:t>
             </w:r>
           </w:p>
         </w:tc>
@@ -2327,17 +2327,17 @@
               <w:rPr>
                 <w:sz w:val="18"/>
               </w:rPr>
-              <w:t>Administrador: clica em contador 'Outros'</w:t>
-            </w:r>
-          </w:p>
-        </w:tc>
-        <w:tc>
-          <w:p>
-            <w:r>
-              <w:rPr>
-                <w:sz w:val="18"/>
-              </w:rPr>
-              <w:t>SYSTEM abre uma tela com a lista de 'Pedidos' ou Notas</w:t>
+              <w:t>Administrador: clica em tab 'Pedidos'</w:t>
+            </w:r>
+          </w:p>
+        </w:tc>
+        <w:tc>
+          <w:p>
+            <w:r>
+              <w:rPr>
+                <w:sz w:val="18"/>
+              </w:rPr>
+              <w:t>SYSTEM abre uma tela com a lista de 'Pedidos'</w:t>
             </w:r>
           </w:p>
         </w:tc>
@@ -2359,17 +2359,17 @@
               <w:rPr>
                 <w:sz w:val="18"/>
               </w:rPr>
-              <w:t>Administrador: seleciona algum Pedido ou Nota da lista</w:t>
-            </w:r>
-          </w:p>
-        </w:tc>
-        <w:tc>
-          <w:p>
-            <w:r>
-              <w:rPr>
-                <w:sz w:val="18"/>
-              </w:rPr>
-              <w:t>SYSTEM exibe os dados da Nota</w:t>
+              <w:t>Administrador: seleciona algum Pedido (NFe) da lista</w:t>
+            </w:r>
+          </w:p>
+        </w:tc>
+        <w:tc>
+          <w:p>
+            <w:r>
+              <w:rPr>
+                <w:sz w:val="18"/>
+              </w:rPr>
+              <w:t>SYSTEM exibe os dados da nota</w:t>
             </w:r>
           </w:p>
         </w:tc>
@@ -2401,7 +2401,7 @@
               <w:rPr>
                 <w:sz w:val="18"/>
               </w:rPr>
-              <w:t>SYSTEM abre modal para digitacao da Ocorrencia</w:t>
+              <w:t>SYSTEM abre modal para digitacao da ocorrencia</w:t>
             </w:r>
           </w:p>
         </w:tc>
@@ -2423,7 +2423,7 @@
               <w:rPr>
                 <w:sz w:val="18"/>
               </w:rPr>
-              <w:t>Administrador: digita Ocorrencia e clica em 'Confirmar'</w:t>
+              <w:t>Administrador: digita ocorrencia e clica em 'Confirmar'</w:t>
             </w:r>
           </w:p>
         </w:tc>
@@ -2613,17 +2613,17 @@
               <w:rPr>
                 <w:sz w:val="18"/>
               </w:rPr>
-              <w:t>Administrador: clica em contador 'Outros'</w:t>
-            </w:r>
-          </w:p>
-        </w:tc>
-        <w:tc>
-          <w:p>
-            <w:r>
-              <w:rPr>
-                <w:sz w:val="18"/>
-              </w:rPr>
-              <w:t>SYSTEM abre uma tela com a lista de 'Pedidos' ou Notas</w:t>
+              <w:t>Administrador: clica em tab 'Pedidos'</w:t>
+            </w:r>
+          </w:p>
+        </w:tc>
+        <w:tc>
+          <w:p>
+            <w:r>
+              <w:rPr>
+                <w:sz w:val="18"/>
+              </w:rPr>
+              <w:t>SYSTEM abre uma tela com a lista de 'Pedidos'</w:t>
             </w:r>
           </w:p>
         </w:tc>
@@ -2655,7 +2655,7 @@
               <w:rPr>
                 <w:sz w:val="18"/>
               </w:rPr>
-              <w:t>SYSTEM abre uma tela com a lista de 'Pedidos' ou Notas</w:t>
+              <w:t>SYSTEM abre uma tela com a lista de 'Pedidos'</w:t>
             </w:r>
           </w:p>
         </w:tc>
@@ -2677,17 +2677,17 @@
               <w:rPr>
                 <w:sz w:val="18"/>
               </w:rPr>
-              <w:t>Administrador: seleciona algum Pedido ou Nota da lista</w:t>
-            </w:r>
-          </w:p>
-        </w:tc>
-        <w:tc>
-          <w:p>
-            <w:r>
-              <w:rPr>
-                <w:sz w:val="18"/>
-              </w:rPr>
-              <w:t>SYSTEM exibe os dados da Nota</w:t>
+              <w:t>Administrador: seleciona algum Pedido (NFe) da lista</w:t>
+            </w:r>
+          </w:p>
+        </w:tc>
+        <w:tc>
+          <w:p>
+            <w:r>
+              <w:rPr>
+                <w:sz w:val="18"/>
+              </w:rPr>
+              <w:t>SYSTEM exibe os dados da nota</w:t>
             </w:r>
           </w:p>
         </w:tc>
@@ -2719,7 +2719,7 @@
               <w:rPr>
                 <w:sz w:val="18"/>
               </w:rPr>
-              <w:t>SYSTEM abre modal para digitacao da Ocorrencia</w:t>
+              <w:t>SYSTEM abre modal para digitacao da ocorrencia</w:t>
             </w:r>
           </w:p>
         </w:tc>
@@ -2741,7 +2741,7 @@
               <w:rPr>
                 <w:sz w:val="18"/>
               </w:rPr>
-              <w:t>Administrador: digita Ocorrencia e clica em 'Confirmar'</w:t>
+              <w:t>Administrador: digita ocorrencia e clica em 'Confirmar'</w:t>
             </w:r>
           </w:p>
         </w:tc>
@@ -2931,17 +2931,17 @@
               <w:rPr>
                 <w:sz w:val="18"/>
               </w:rPr>
-              <w:t>Administrador: clica em contador 'Outros'</w:t>
-            </w:r>
-          </w:p>
-        </w:tc>
-        <w:tc>
-          <w:p>
-            <w:r>
-              <w:rPr>
-                <w:sz w:val="18"/>
-              </w:rPr>
-              <w:t>SYSTEM abre uma tela com a lista de 'Pedidos' ou Notas</w:t>
+              <w:t>Administrador: clica em tab 'Pedidos'</w:t>
+            </w:r>
+          </w:p>
+        </w:tc>
+        <w:tc>
+          <w:p>
+            <w:r>
+              <w:rPr>
+                <w:sz w:val="18"/>
+              </w:rPr>
+              <w:t>SYSTEM abre uma tela com a lista de 'Pedidos'</w:t>
             </w:r>
           </w:p>
         </w:tc>
@@ -2963,17 +2963,17 @@
               <w:rPr>
                 <w:sz w:val="18"/>
               </w:rPr>
-              <w:t>Administrador: seleciona algum Pedido ou Nota da lista</w:t>
-            </w:r>
-          </w:p>
-        </w:tc>
-        <w:tc>
-          <w:p>
-            <w:r>
-              <w:rPr>
-                <w:sz w:val="18"/>
-              </w:rPr>
-              <w:t>SYSTEM exibe os dados da Nota</w:t>
+              <w:t>Administrador: seleciona algum Pedido (NFe) da lista</w:t>
+            </w:r>
+          </w:p>
+        </w:tc>
+        <w:tc>
+          <w:p>
+            <w:r>
+              <w:rPr>
+                <w:sz w:val="18"/>
+              </w:rPr>
+              <w:t>SYSTEM exibe os dados da nota</w:t>
             </w:r>
           </w:p>
         </w:tc>
@@ -3005,7 +3005,7 @@
               <w:rPr>
                 <w:sz w:val="18"/>
               </w:rPr>
-              <w:t>SYSTEM abre modal para digitacao da Ocorrencia</w:t>
+              <w:t>SYSTEM abre modal para digitacao da ocorrencia</w:t>
             </w:r>
           </w:p>
         </w:tc>
@@ -3037,7 +3037,7 @@
               <w:rPr>
                 <w:sz w:val="18"/>
               </w:rPr>
-              <w:t>SYSTEM exibe os dados da Nota</w:t>
+              <w:t>SYSTEM exibe os dados da nota</w:t>
             </w:r>
           </w:p>
         </w:tc>
@@ -3069,7 +3069,7 @@
               <w:rPr>
                 <w:sz w:val="18"/>
               </w:rPr>
-              <w:t>SYSTEM abre modal para digitacao da Ocorrencia</w:t>
+              <w:t>SYSTEM abre modal para digitacao da ocorrencia</w:t>
             </w:r>
           </w:p>
         </w:tc>
@@ -3091,7 +3091,7 @@
               <w:rPr>
                 <w:sz w:val="18"/>
               </w:rPr>
-              <w:t>Administrador: digita Ocorrencia e clica em 'Confirmar'</w:t>
+              <w:t>Administrador: digita ocorrencia e clica em 'Confirmar'</w:t>
             </w:r>
           </w:p>
         </w:tc>
@@ -3122,7 +3122,7 @@
           <w:sz w:val="24"/>
           <w:color w:val="2B6CB0"/>
         </w:rPr>
-        <w:t>[TC11] Alternative Flow 10: Filtra notas da lista</w:t>
+        <w:t>[TC11] Alternative Flow 10: Filtra pedidos da lista</w:t>
       </w:r>
     </w:p>
     <w:p>
@@ -3281,17 +3281,17 @@
               <w:rPr>
                 <w:sz w:val="18"/>
               </w:rPr>
-              <w:t>Administrador: clica em contador 'Outros'</w:t>
-            </w:r>
-          </w:p>
-        </w:tc>
-        <w:tc>
-          <w:p>
-            <w:r>
-              <w:rPr>
-                <w:sz w:val="18"/>
-              </w:rPr>
-              <w:t>SYSTEM abre uma tela com a lista de 'Pedidos' ou Notas</w:t>
+              <w:t>Administrador: clica em tab 'Pedidos'</w:t>
+            </w:r>
+          </w:p>
+        </w:tc>
+        <w:tc>
+          <w:p>
+            <w:r>
+              <w:rPr>
+                <w:sz w:val="18"/>
+              </w:rPr>
+              <w:t>SYSTEM abre uma tela com a lista de 'Pedidos'</w:t>
             </w:r>
           </w:p>
         </w:tc>
@@ -3313,17 +3313,17 @@
               <w:rPr>
                 <w:sz w:val="18"/>
               </w:rPr>
-              <w:t>Administrador: filtra as notas por algum campo</w:t>
-            </w:r>
-          </w:p>
-        </w:tc>
-        <w:tc>
-          <w:p>
-            <w:r>
-              <w:rPr>
-                <w:sz w:val="18"/>
-              </w:rPr>
-              <w:t>SYSTEM abre uma tela com a lista de 'Pedidos' ou Notas</w:t>
+              <w:t>Administrador: filtra os pedidos por algum campo</w:t>
+            </w:r>
+          </w:p>
+        </w:tc>
+        <w:tc>
+          <w:p>
+            <w:r>
+              <w:rPr>
+                <w:sz w:val="18"/>
+              </w:rPr>
+              <w:t>SYSTEM abre uma tela com a lista de 'Pedidos'</w:t>
             </w:r>
           </w:p>
         </w:tc>
@@ -3345,17 +3345,17 @@
               <w:rPr>
                 <w:sz w:val="18"/>
               </w:rPr>
-              <w:t>Administrador: seleciona algum Pedido ou Nota da lista</w:t>
-            </w:r>
-          </w:p>
-        </w:tc>
-        <w:tc>
-          <w:p>
-            <w:r>
-              <w:rPr>
-                <w:sz w:val="18"/>
-              </w:rPr>
-              <w:t>SYSTEM exibe os dados da Nota</w:t>
+              <w:t>Administrador: seleciona algum Pedido (NFe) da lista</w:t>
+            </w:r>
+          </w:p>
+        </w:tc>
+        <w:tc>
+          <w:p>
+            <w:r>
+              <w:rPr>
+                <w:sz w:val="18"/>
+              </w:rPr>
+              <w:t>SYSTEM exibe os dados da nota</w:t>
             </w:r>
           </w:p>
         </w:tc>
@@ -3387,7 +3387,7 @@
               <w:rPr>
                 <w:sz w:val="18"/>
               </w:rPr>
-              <w:t>SYSTEM abre modal para digitacao da Ocorrencia</w:t>
+              <w:t>SYSTEM abre modal para digitacao da ocorrencia</w:t>
             </w:r>
           </w:p>
         </w:tc>
@@ -3409,7 +3409,7 @@
               <w:rPr>
                 <w:sz w:val="18"/>
               </w:rPr>
-              <w:t>Administrador: digita Ocorrencia e clica em 'Confirmar'</w:t>
+              <w:t>Administrador: digita ocorrencia e clica em 'Confirmar'</w:t>
             </w:r>
           </w:p>
         </w:tc>
@@ -3440,7 +3440,7 @@
           <w:sz w:val="24"/>
           <w:color w:val="2B6CB0"/>
         </w:rPr>
-        <w:t>[TC12] Alternative Flow 11: Volta para lista de notas</w:t>
+        <w:t>[TC12] Alternative Flow 11: Volta para lista de pedidos</w:t>
       </w:r>
     </w:p>
     <w:p>
@@ -3599,17 +3599,17 @@
               <w:rPr>
                 <w:sz w:val="18"/>
               </w:rPr>
-              <w:t>Administrador: clica em contador 'Outros'</w:t>
-            </w:r>
-          </w:p>
-        </w:tc>
-        <w:tc>
-          <w:p>
-            <w:r>
-              <w:rPr>
-                <w:sz w:val="18"/>
-              </w:rPr>
-              <w:t>SYSTEM abre uma tela com a lista de 'Pedidos' ou Notas</w:t>
+              <w:t>Administrador: clica em tab 'Pedidos'</w:t>
+            </w:r>
+          </w:p>
+        </w:tc>
+        <w:tc>
+          <w:p>
+            <w:r>
+              <w:rPr>
+                <w:sz w:val="18"/>
+              </w:rPr>
+              <w:t>SYSTEM abre uma tela com a lista de 'Pedidos'</w:t>
             </w:r>
           </w:p>
         </w:tc>
@@ -3631,17 +3631,17 @@
               <w:rPr>
                 <w:sz w:val="18"/>
               </w:rPr>
-              <w:t>Administrador: seleciona algum Pedido ou Nota da lista</w:t>
-            </w:r>
-          </w:p>
-        </w:tc>
-        <w:tc>
-          <w:p>
-            <w:r>
-              <w:rPr>
-                <w:sz w:val="18"/>
-              </w:rPr>
-              <w:t>SYSTEM exibe os dados da Nota</w:t>
+              <w:t>Administrador: seleciona algum Pedido (NFe) da lista</w:t>
+            </w:r>
+          </w:p>
+        </w:tc>
+        <w:tc>
+          <w:p>
+            <w:r>
+              <w:rPr>
+                <w:sz w:val="18"/>
+              </w:rPr>
+              <w:t>SYSTEM exibe os dados da nota</w:t>
             </w:r>
           </w:p>
         </w:tc>
@@ -3663,17 +3663,17 @@
               <w:rPr>
                 <w:sz w:val="18"/>
               </w:rPr>
-              <w:t>Administrador: clica em botão 'Voltar'</w:t>
-            </w:r>
-          </w:p>
-        </w:tc>
-        <w:tc>
-          <w:p>
-            <w:r>
-              <w:rPr>
-                <w:sz w:val="18"/>
-              </w:rPr>
-              <w:t>SYSTEM abre uma tela com a lista de 'Pedidos' ou Notas</w:t>
+              <w:t>Administrador: clica em botão Voltar</w:t>
+            </w:r>
+          </w:p>
+        </w:tc>
+        <w:tc>
+          <w:p>
+            <w:r>
+              <w:rPr>
+                <w:sz w:val="18"/>
+              </w:rPr>
+              <w:t>SYSTEM abre uma tela com a lista de 'Pedidos'</w:t>
             </w:r>
           </w:p>
         </w:tc>
@@ -3695,17 +3695,17 @@
               <w:rPr>
                 <w:sz w:val="18"/>
               </w:rPr>
-              <w:t>Administrador: seleciona algum Pedido ou Nota da lista</w:t>
-            </w:r>
-          </w:p>
-        </w:tc>
-        <w:tc>
-          <w:p>
-            <w:r>
-              <w:rPr>
-                <w:sz w:val="18"/>
-              </w:rPr>
-              <w:t>SYSTEM exibe os dados da Nota</w:t>
+              <w:t>Administrador: seleciona algum Pedido (NFe) da lista</w:t>
+            </w:r>
+          </w:p>
+        </w:tc>
+        <w:tc>
+          <w:p>
+            <w:r>
+              <w:rPr>
+                <w:sz w:val="18"/>
+              </w:rPr>
+              <w:t>SYSTEM exibe os dados da nota</w:t>
             </w:r>
           </w:p>
         </w:tc>
@@ -3737,7 +3737,7 @@
               <w:rPr>
                 <w:sz w:val="18"/>
               </w:rPr>
-              <w:t>SYSTEM abre modal para digitacao da Ocorrencia</w:t>
+              <w:t>SYSTEM abre modal para digitacao da ocorrencia</w:t>
             </w:r>
           </w:p>
         </w:tc>
@@ -3759,293 +3759,7 @@
               <w:rPr>
                 <w:sz w:val="18"/>
               </w:rPr>
-              <w:t>Administrador: digita Ocorrencia e clica em 'Confirmar'</w:t>
-            </w:r>
-          </w:p>
-        </w:tc>
-        <w:tc>
-          <w:p>
-            <w:r>
-              <w:rPr>
-                <w:sz w:val="18"/>
-              </w:rPr>
-              <w:t>SYSTEM notifica que Ocorrencia foi registrada com sucesso</w:t>
-            </w:r>
-          </w:p>
-        </w:tc>
-      </w:tr>
-    </w:tbl>
-    <w:p>
-      <w:r>
-        <w:br/>
-      </w:r>
-    </w:p>
-    <w:p>
-      <w:pPr>
-        <w:spacing w:before="180" w:after="60"/>
-      </w:pPr>
-      <w:r>
-        <w:rPr>
-          <w:b w:val="on"/>
-          <w:sz w:val="24"/>
-          <w:color w:val="2B6CB0"/>
-        </w:rPr>
-        <w:t>[TC13] Alternative Flow 12: Seleciona contador de 'Ocorrencias'</w:t>
-      </w:r>
-    </w:p>
-    <w:p>
-      <w:pPr>
-        <w:spacing w:after="40"/>
-      </w:pPr>
-      <w:r>
-        <w:rPr>
-          <w:b w:val="on"/>
-          <w:sz w:val="20"/>
-        </w:rPr>
-        <w:t xml:space="preserve">Preconditions: </w:t>
-      </w:r>
-      <w:r>
-        <w:rPr>
-          <w:sz w:val="20"/>
-        </w:rPr>
-        <w:t>Usuario Administrador esta logado no sistema.</w:t>
-      </w:r>
-    </w:p>
-    <w:p>
-      <w:pPr>
-        <w:spacing w:after="40"/>
-      </w:pPr>
-      <w:r>
-        <w:rPr>
-          <w:b w:val="on"/>
-          <w:sz w:val="20"/>
-        </w:rPr>
-        <w:t xml:space="preserve">Postconditions: </w:t>
-      </w:r>
-      <w:r>
-        <w:rPr>
-          <w:sz w:val="20"/>
-        </w:rPr>
-        <w:t>A ocorrencia esta registrada</w:t>
-      </w:r>
-    </w:p>
-    <w:tbl>
-      <w:tblPr>
-        <w:tblW w:w="5000" w:type="pct"/>
-        <w:tblBorders>
-          <w:top w:val="single"/>
-          <w:left w:val="single"/>
-          <w:bottom w:val="single"/>
-          <w:right w:val="single"/>
-          <w:insideH w:val="single"/>
-          <w:insideV w:val="single"/>
-        </w:tblBorders>
-      </w:tblPr>
-      <w:tr>
-        <w:tc>
-          <w:tcPr>
-            <w:tcW w:w="1200" w:type="dxa"/>
-            <w:shd w:color="auto" w:val="clear" w:fill="2B6CB0"/>
-          </w:tcPr>
-          <w:p>
-            <w:pPr>
-              <w:jc w:val="left"/>
-            </w:pPr>
-            <w:r>
-              <w:rPr>
-                <w:b w:val="on"/>
-                <w:sz w:val="20"/>
-                <w:color w:val="FFFFFF"/>
-              </w:rPr>
-              <w:t>Step #</w:t>
-            </w:r>
-          </w:p>
-        </w:tc>
-        <w:tc>
-          <w:tcPr>
-            <w:tcW w:w="4500" w:type="dxa"/>
-            <w:shd w:color="auto" w:val="clear" w:fill="2B6CB0"/>
-          </w:tcPr>
-          <w:p>
-            <w:pPr>
-              <w:jc w:val="left"/>
-            </w:pPr>
-            <w:r>
-              <w:rPr>
-                <w:b w:val="on"/>
-                <w:sz w:val="20"/>
-                <w:color w:val="FFFFFF"/>
-              </w:rPr>
-              <w:t>Actor Action</w:t>
-            </w:r>
-          </w:p>
-        </w:tc>
-        <w:tc>
-          <w:tcPr>
-            <w:tcW w:w="4500" w:type="dxa"/>
-            <w:shd w:color="auto" w:val="clear" w:fill="2B6CB0"/>
-          </w:tcPr>
-          <w:p>
-            <w:pPr>
-              <w:jc w:val="left"/>
-            </w:pPr>
-            <w:r>
-              <w:rPr>
-                <w:b w:val="on"/>
-                <w:sz w:val="20"/>
-                <w:color w:val="FFFFFF"/>
-              </w:rPr>
-              <w:t>Expected Result (System)</w:t>
-            </w:r>
-          </w:p>
-        </w:tc>
-      </w:tr>
-      <w:tr>
-        <w:tc>
-          <w:p>
-            <w:r>
-              <w:rPr>
-                <w:sz w:val="18"/>
-              </w:rPr>
-              <w:t>1</w:t>
-            </w:r>
-          </w:p>
-        </w:tc>
-        <w:tc>
-          <w:p>
-            <w:r>
-              <w:rPr>
-                <w:sz w:val="18"/>
-              </w:rPr>
-              <w:t>Administrador: clica na opcao 'Central de Operacoes' no menu da tela principal</w:t>
-            </w:r>
-          </w:p>
-        </w:tc>
-        <w:tc>
-          <w:p>
-            <w:r>
-              <w:rPr>
-                <w:sz w:val="18"/>
-              </w:rPr>
-              <w:t>SYSTEM exibe Dashboard do sistema</w:t>
-            </w:r>
-          </w:p>
-        </w:tc>
-      </w:tr>
-      <w:tr>
-        <w:tc>
-          <w:p>
-            <w:r>
-              <w:rPr>
-                <w:sz w:val="18"/>
-              </w:rPr>
-              <w:t>2</w:t>
-            </w:r>
-          </w:p>
-        </w:tc>
-        <w:tc>
-          <w:p>
-            <w:r>
-              <w:rPr>
-                <w:sz w:val="18"/>
-              </w:rPr>
-              <w:t>Administrador: clica em algum contador de 'Ocorrencias' na secao de 'Notas'</w:t>
-            </w:r>
-          </w:p>
-        </w:tc>
-        <w:tc>
-          <w:p>
-            <w:r>
-              <w:rPr>
-                <w:sz w:val="18"/>
-              </w:rPr>
-              <w:t>SYSTEM abre uma tela com a lista de 'Pedidos' ou Notas</w:t>
-            </w:r>
-          </w:p>
-        </w:tc>
-      </w:tr>
-      <w:tr>
-        <w:tc>
-          <w:p>
-            <w:r>
-              <w:rPr>
-                <w:sz w:val="18"/>
-              </w:rPr>
-              <w:t>3</w:t>
-            </w:r>
-          </w:p>
-        </w:tc>
-        <w:tc>
-          <w:p>
-            <w:r>
-              <w:rPr>
-                <w:sz w:val="18"/>
-              </w:rPr>
-              <w:t>Administrador: seleciona algum Pedido ou Nota da lista</w:t>
-            </w:r>
-          </w:p>
-        </w:tc>
-        <w:tc>
-          <w:p>
-            <w:r>
-              <w:rPr>
-                <w:sz w:val="18"/>
-              </w:rPr>
-              <w:t>SYSTEM exibe os dados da Nota</w:t>
-            </w:r>
-          </w:p>
-        </w:tc>
-      </w:tr>
-      <w:tr>
-        <w:tc>
-          <w:p>
-            <w:r>
-              <w:rPr>
-                <w:sz w:val="18"/>
-              </w:rPr>
-              <w:t>4</w:t>
-            </w:r>
-          </w:p>
-        </w:tc>
-        <w:tc>
-          <w:p>
-            <w:r>
-              <w:rPr>
-                <w:sz w:val="18"/>
-              </w:rPr>
-              <w:t>Administrador: clica no botao de 'Registrar Ocorrencia'</w:t>
-            </w:r>
-          </w:p>
-        </w:tc>
-        <w:tc>
-          <w:p>
-            <w:r>
-              <w:rPr>
-                <w:sz w:val="18"/>
-              </w:rPr>
-              <w:t>SYSTEM abre modal para digitacao da Ocorrencia</w:t>
-            </w:r>
-          </w:p>
-        </w:tc>
-      </w:tr>
-      <w:tr>
-        <w:tc>
-          <w:p>
-            <w:r>
-              <w:rPr>
-                <w:sz w:val="18"/>
-              </w:rPr>
-              <w:t>5</w:t>
-            </w:r>
-          </w:p>
-        </w:tc>
-        <w:tc>
-          <w:p>
-            <w:r>
-              <w:rPr>
-                <w:sz w:val="18"/>
-              </w:rPr>
-              <w:t>Administrador: digita Ocorrencia e clica em 'Confirmar'</w:t>
+              <w:t>Administrador: digita ocorrencia e clica em 'Confirmar'</w:t>
             </w:r>
           </w:p>
         </w:tc>
